--- a/lab02/Фроленко Марк Евгеньевич_ЛР2-вариант-11.docx
+++ b/lab02/Фроленко Марк Евгеньевич_ЛР2-вариант-11.docx
@@ -800,16 +800,26 @@
           <w:szCs w:val="28"/>
         </w:rPr>
         <w:lastRenderedPageBreak/>
-        <w:t>1. Ц</w:t>
-      </w:r>
-      <w:r>
+        <w:t>1. Цель, сценарий, политика использования, ожидания</w:t>
+      </w:r>
+    </w:p>
+    <w:p>
+      <w:pPr>
+        <w:pStyle w:val="a3"/>
+        <w:spacing w:before="120" w:line="276" w:lineRule="auto"/>
+        <w:ind w:right="138"/>
+        <w:jc w:val="both"/>
         <w:rPr>
           <w:b/>
           <w:bCs/>
-          <w:sz w:val="28"/>
-          <w:szCs w:val="28"/>
-        </w:rPr>
-        <w:t>ель, сценарий, политика использования, ожидания</w:t>
+        </w:rPr>
+      </w:pPr>
+      <w:r>
+        <w:rPr>
+          <w:b/>
+          <w:bCs/>
+        </w:rPr>
+        <w:t>1.1. Цель</w:t>
       </w:r>
     </w:p>
     <w:p>
@@ -818,6 +828,25 @@
         <w:spacing w:before="120" w:line="276" w:lineRule="auto"/>
         <w:ind w:right="138"/>
         <w:jc w:val="both"/>
+      </w:pPr>
+      <w:r>
+        <w:t>Научиться документировать происхождение и права на данные и модель так, чтобы решение об их использовании можно было проверить: составить паспорт набора данных и карточку модели, найти и разобрать конфликты лицензий и пробелы происхождения, описать риски по признанному перечню.</w:t>
+      </w:r>
+    </w:p>
+    <w:p>
+      <w:pPr>
+        <w:pStyle w:val="a3"/>
+        <w:spacing w:before="120" w:line="276" w:lineRule="auto"/>
+        <w:ind w:right="138"/>
+        <w:jc w:val="both"/>
+      </w:pPr>
+    </w:p>
+    <w:p>
+      <w:pPr>
+        <w:pStyle w:val="a3"/>
+        <w:spacing w:before="120" w:line="276" w:lineRule="auto"/>
+        <w:ind w:right="138"/>
+        <w:jc w:val="both"/>
         <w:rPr>
           <w:b/>
           <w:bCs/>
@@ -828,7 +857,7 @@
           <w:b/>
           <w:bCs/>
         </w:rPr>
-        <w:t>1.1. Цель</w:t>
+        <w:t>1.2. Сценарий</w:t>
       </w:r>
     </w:p>
     <w:p>
@@ -839,7 +868,7 @@
         <w:jc w:val="both"/>
       </w:pPr>
       <w:r>
-        <w:t>Научиться документировать происхождение и права на данные и модель так, чтобы решение об их использовании можно было проверить: составить паспорт набора данных и карточку модели, найти и разобрать конфликты лицензий и пробелы происхождения, описать риски по признанному перечню.</w:t>
+        <w:t>Сценарий варианта 11: «обложки подкастов» (публикация в сети, монетизация).</w:t>
       </w:r>
     </w:p>
     <w:p>
@@ -849,6 +878,9 @@
         <w:ind w:right="138"/>
         <w:jc w:val="both"/>
       </w:pPr>
+      <w:r>
+        <w:t xml:space="preserve">Планируется создать генеративную модель, которая автоматизирует производство обложек подкастов. Модель обучается на наборе из 12 изображений-обложек, полученных из разных источников (стоковые площадки, отдельные художники, открытые галереи). </w:t>
+      </w:r>
     </w:p>
     <w:p>
       <w:pPr>
@@ -856,6 +888,66 @@
         <w:spacing w:before="120" w:line="276" w:lineRule="auto"/>
         <w:ind w:right="138"/>
         <w:jc w:val="both"/>
+      </w:pPr>
+      <w:r>
+        <w:t>Особенности сценария:</w:t>
+      </w:r>
+      <w:r>
+        <w:t xml:space="preserve"> </w:t>
+      </w:r>
+      <w:r>
+        <w:t>результаты работы модели публикуются в сети (обложки общедоступны слушателям);</w:t>
+      </w:r>
+      <w:r>
+        <w:t xml:space="preserve"> </w:t>
+      </w:r>
+      <w:r>
+        <w:t>продукт монетизируется — использование коммерческое;</w:t>
+      </w:r>
+      <w:r>
+        <w:t xml:space="preserve"> </w:t>
+      </w:r>
+      <w:r>
+        <w:t>набор данных передаётся целиком (redistribution), в т.ч. при публикации репозитория проекта;</w:t>
+      </w:r>
+      <w:r>
+        <w:t xml:space="preserve"> </w:t>
+      </w:r>
+      <w:r>
+        <w:t>создание производных работ (модифицированных версий изображений) допускается;</w:t>
+      </w:r>
+      <w:r>
+        <w:t xml:space="preserve"> </w:t>
+      </w:r>
+      <w:r>
+        <w:t>условия типа ShareAlike для лицензий исходных объектов приемлемы.</w:t>
+      </w:r>
+    </w:p>
+    <w:p>
+      <w:pPr>
+        <w:pStyle w:val="a3"/>
+        <w:spacing w:before="120" w:line="276" w:lineRule="auto"/>
+        <w:ind w:right="138"/>
+        <w:jc w:val="both"/>
+      </w:pPr>
+      <w:r>
+        <w:t>Ключевая особенность именно этого варианта — профиль дефектов «персональные данные и разные виды согласий»: в наборе присутствуют изображения с персональными данными (изображения людей), при этом статусы согласий различаются: у одних объектов есть документ-согласие, у других согласие отсутствует (none) или не применимо (n/a). Поскольку набор публикуется в сети и используется коммерчески, каждый из этих статусов несёт разный правовой риск, что и должно выявить правило аудита.</w:t>
+      </w:r>
+    </w:p>
+    <w:p>
+      <w:pPr>
+        <w:pStyle w:val="a3"/>
+        <w:spacing w:before="120" w:line="276" w:lineRule="auto"/>
+        <w:ind w:right="138"/>
+        <w:jc w:val="both"/>
+      </w:pPr>
+    </w:p>
+    <w:p>
+      <w:pPr>
+        <w:pStyle w:val="a3"/>
+        <w:spacing w:before="120" w:line="276" w:lineRule="auto"/>
+        <w:ind w:right="138"/>
+        <w:jc w:val="both"/>
         <w:rPr>
           <w:b/>
           <w:bCs/>
@@ -866,115 +958,7 @@
           <w:b/>
           <w:bCs/>
         </w:rPr>
-        <w:t>1.2. Сценарий</w:t>
-      </w:r>
-    </w:p>
-    <w:p>
-      <w:pPr>
-        <w:pStyle w:val="a3"/>
-        <w:spacing w:before="120" w:line="276" w:lineRule="auto"/>
-        <w:ind w:right="138"/>
-        <w:jc w:val="both"/>
-      </w:pPr>
-      <w:r>
-        <w:t>Сценарий варианта 11: «обложки подкастов» (публикация в сети, монетизация).</w:t>
-      </w:r>
-    </w:p>
-    <w:p>
-      <w:pPr>
-        <w:pStyle w:val="a3"/>
-        <w:spacing w:before="120" w:line="276" w:lineRule="auto"/>
-        <w:ind w:right="138"/>
-        <w:jc w:val="both"/>
-      </w:pPr>
-      <w:r>
-        <w:t xml:space="preserve">Планируется создать генеративную модель, которая автоматизирует производство обложек подкастов. Модель обучается на наборе из 12 изображений-обложек, полученных из разных источников (стоковые площадки, отдельные художники, открытые галереи). </w:t>
-      </w:r>
-    </w:p>
-    <w:p>
-      <w:pPr>
-        <w:pStyle w:val="a3"/>
-        <w:spacing w:before="120" w:line="276" w:lineRule="auto"/>
-        <w:ind w:right="138"/>
-        <w:jc w:val="both"/>
-      </w:pPr>
-      <w:r>
-        <w:t>Особенности сценария:</w:t>
-      </w:r>
-      <w:r>
-        <w:t xml:space="preserve"> </w:t>
-      </w:r>
-      <w:r>
-        <w:t>результаты работы модели публикуются в сети (обложки общедоступны слушателям);</w:t>
-      </w:r>
-      <w:r>
-        <w:t xml:space="preserve"> </w:t>
-      </w:r>
-      <w:r>
-        <w:t>продукт монетизируется — использование коммерческое;</w:t>
-      </w:r>
-      <w:r>
-        <w:t xml:space="preserve"> </w:t>
-      </w:r>
-      <w:r>
-        <w:t>набор данных передаётся целиком (redistribution), в т.ч. при публикации репозитория проекта;</w:t>
-      </w:r>
-      <w:r>
-        <w:t xml:space="preserve"> </w:t>
-      </w:r>
-      <w:r>
-        <w:t>создание производных работ (модифицированных версий изображений) допускается;</w:t>
-      </w:r>
-      <w:r>
-        <w:t xml:space="preserve"> </w:t>
-      </w:r>
-      <w:r>
-        <w:t>условия типа ShareAlike для лицензий исходных объектов приемлемы.</w:t>
-      </w:r>
-    </w:p>
-    <w:p>
-      <w:pPr>
-        <w:pStyle w:val="a3"/>
-        <w:spacing w:before="120" w:line="276" w:lineRule="auto"/>
-        <w:ind w:right="138"/>
-        <w:jc w:val="both"/>
-      </w:pPr>
-      <w:r>
-        <w:t>Ключевая особенность именно этого варианта — профиль дефектов «персональные данные и разные виды согласий»: в наборе присутствуют изображения с персональными данными (изображения людей), при этом статусы согласий различаются: у одних объектов есть документ-согласие, у других согласие отсутствует (none) или не применимо (n/a). Поскольку набор публикуется в сети и используется коммерчески, каждый из этих статусов несёт разный правовой риск, что и должно выявить правило аудита.</w:t>
-      </w:r>
-    </w:p>
-    <w:p>
-      <w:pPr>
-        <w:pStyle w:val="a3"/>
-        <w:spacing w:before="120" w:line="276" w:lineRule="auto"/>
-        <w:ind w:right="138"/>
-        <w:jc w:val="both"/>
-      </w:pPr>
-    </w:p>
-    <w:p>
-      <w:pPr>
-        <w:pStyle w:val="a3"/>
-        <w:spacing w:before="120" w:line="276" w:lineRule="auto"/>
-        <w:ind w:right="138"/>
-        <w:jc w:val="both"/>
-        <w:rPr>
-          <w:b/>
-          <w:bCs/>
-        </w:rPr>
-      </w:pPr>
-      <w:r>
-        <w:rPr>
-          <w:b/>
-          <w:bCs/>
-        </w:rPr>
-        <w:t>1.3. П</w:t>
-      </w:r>
-      <w:r>
-        <w:rPr>
-          <w:b/>
-          <w:bCs/>
-        </w:rPr>
-        <w:t>олитика использования</w:t>
+        <w:t>1.3. Политика использования</w:t>
       </w:r>
     </w:p>
     <w:tbl>
@@ -1250,10 +1234,7 @@
         <w:jc w:val="both"/>
       </w:pPr>
       <w:r>
-        <w:t>NC-лицензии невозможны — любой объект с условием NonCommercial прямо противоречит коммерческому использованию (ошибка)</w:t>
-      </w:r>
-      <w:r>
-        <w:t>.</w:t>
+        <w:t>NC-лицензии невозможны — любой объект с условием NonCommercial прямо противоречит коммерческому использованию (ошибка).</w:t>
       </w:r>
     </w:p>
     <w:p>
@@ -1268,10 +1249,7 @@
       </w:r>
       <w:r>
         <w:lastRenderedPageBreak/>
-        <w:t>модели</w:t>
-      </w:r>
-      <w:r>
-        <w:t>.</w:t>
+        <w:t>модели.</w:t>
       </w:r>
     </w:p>
     <w:p>
@@ -1282,10 +1260,7 @@
         <w:jc w:val="both"/>
       </w:pPr>
       <w:r>
-        <w:t>ShareAlike допустим — такие лицензии не создают конфликта с политикой</w:t>
-      </w:r>
-      <w:r>
-        <w:t>.</w:t>
+        <w:t>ShareAlike допустим — такие лицензии не создают конфликта с политикой.</w:t>
       </w:r>
     </w:p>
     <w:p>
@@ -1296,10 +1271,7 @@
         <w:jc w:val="both"/>
       </w:pPr>
       <w:r>
-        <w:t>П</w:t>
-      </w:r>
-      <w:r>
-        <w:t>ерсональные данные требуют согласий, покрывающих именно публикацию в сети и коммерческое использование: согласие, выданное «для личного портфолио», в этом сценарии недостаточно.</w:t>
+        <w:t>Персональные данные требуют согласий, покрывающих именно публикацию в сети и коммерческое использование: согласие, выданное «для личного портфолио», в этом сценарии недостаточно.</w:t>
       </w:r>
     </w:p>
     <w:p>
@@ -1407,25 +1379,13 @@
         <w:t>, вариант 11 (указаны до начала эксперимента</w:t>
       </w:r>
       <w:r>
-        <w:t xml:space="preserve">, помечена отдельным коммитом 15696fa от </w:t>
-      </w:r>
-      <w:r>
-        <w:t>19</w:t>
-      </w:r>
-      <w:r>
-        <w:t>:2</w:t>
-      </w:r>
-      <w:r>
-        <w:t>9</w:t>
-      </w:r>
-      <w:r>
-        <w:t xml:space="preserve"> 1</w:t>
-      </w:r>
-      <w:r>
-        <w:t>9</w:t>
-      </w:r>
-      <w:r>
-        <w:t xml:space="preserve"> октября 2026г.</w:t>
+        <w:t xml:space="preserve">, помечена отдельным коммитом </w:t>
+      </w:r>
+      <w:r>
+        <w:t>fbc8e9d</w:t>
+      </w:r>
+      <w:r>
+        <w:t xml:space="preserve"> от 19:29 19 октября 2026г.</w:t>
       </w:r>
       <w:r>
         <w:t>)</w:t>
@@ -1462,16 +1422,26 @@
           <w:sz w:val="28"/>
           <w:szCs w:val="28"/>
         </w:rPr>
-        <w:t>2. Д</w:t>
-      </w:r>
-      <w:r>
+        <w:t>2. Данные и их происхождение (вымышленные), ограничения</w:t>
+      </w:r>
+    </w:p>
+    <w:p>
+      <w:pPr>
+        <w:pStyle w:val="a3"/>
+        <w:spacing w:before="120" w:line="276" w:lineRule="auto"/>
+        <w:ind w:right="138"/>
+        <w:jc w:val="both"/>
         <w:rPr>
           <w:b/>
           <w:bCs/>
-          <w:sz w:val="28"/>
-          <w:szCs w:val="28"/>
-        </w:rPr>
-        <w:t>анные и их происхождение (вымышленные), ограничения</w:t>
+        </w:rPr>
+      </w:pPr>
+      <w:r>
+        <w:rPr>
+          <w:b/>
+          <w:bCs/>
+        </w:rPr>
+        <w:t>2.1. Состав набора данных</w:t>
       </w:r>
     </w:p>
     <w:p>
@@ -1480,17 +1450,9 @@
         <w:spacing w:before="120" w:line="276" w:lineRule="auto"/>
         <w:ind w:right="138"/>
         <w:jc w:val="both"/>
-        <w:rPr>
-          <w:b/>
-          <w:bCs/>
-        </w:rPr>
-      </w:pPr>
-      <w:r>
-        <w:rPr>
-          <w:b/>
-          <w:bCs/>
-        </w:rPr>
-        <w:t>2.1. Состав набора данных</w:t>
+      </w:pPr>
+      <w:r>
+        <w:t>Данные вымышленные, сгенерированы скриптом lab02_make_variant.py для варианта 11; не содержат реальные материалы и не являются юридической консультацией.</w:t>
       </w:r>
     </w:p>
     <w:p>
@@ -1501,7 +1463,10 @@
         <w:jc w:val="both"/>
       </w:pPr>
       <w:r>
-        <w:t>Данные вымышленные, сгенерированы скриптом lab02_make_variant.py для варианта 11; не содержат реальные материалы и не являются юридической консультацией.</w:t>
+        <w:t xml:space="preserve">Данные состоят </w:t>
+      </w:r>
+      <w:r>
+        <w:t>из 12 объектов с метаданными в manifest.csv (id, тип, автор/источник, лицензия, персональные данные, согласие, правообладатель, дата получения, sha256).</w:t>
       </w:r>
     </w:p>
     <w:p>
@@ -1512,42 +1477,10 @@
         <w:jc w:val="both"/>
       </w:pPr>
       <w:r>
-        <w:t xml:space="preserve">Данные состоят </w:t>
-      </w:r>
-      <w:r>
-        <w:t>из 12 объектов с метаданными в manifest.csv (id, тип, автор/источник, лицензия, персональные данные, согласие, правообладатель, дата получения, sha256).</w:t>
-      </w:r>
-    </w:p>
-    <w:p>
-      <w:pPr>
-        <w:pStyle w:val="a3"/>
-        <w:spacing w:before="120" w:line="276" w:lineRule="auto"/>
-        <w:ind w:right="138"/>
-        <w:jc w:val="both"/>
-      </w:pPr>
-      <w:r>
         <w:t>По типам объектов:</w:t>
       </w:r>
       <w:r>
-        <w:t xml:space="preserve"> 4 </w:t>
-      </w:r>
-      <w:r>
-        <w:t>image</w:t>
-      </w:r>
-      <w:r>
-        <w:t xml:space="preserve">, 4 </w:t>
-      </w:r>
-      <w:r>
-        <w:t>audio</w:t>
-      </w:r>
-      <w:r>
-        <w:t xml:space="preserve">, 4 </w:t>
-      </w:r>
-      <w:r>
-        <w:t>text</w:t>
-      </w:r>
-      <w:r>
-        <w:t>.</w:t>
+        <w:t xml:space="preserve"> 4 image, 4 audio, 4 text.</w:t>
       </w:r>
     </w:p>
     <w:p>
@@ -1707,17 +1640,28 @@
           <w:b/>
           <w:bCs/>
         </w:rPr>
-        <w:t>Малый объём (12 объектов)</w:t>
-      </w:r>
+        <w:t>Малый объём (12 объектов):</w:t>
+      </w:r>
+      <w:r>
+        <w:t xml:space="preserve"> набор учебный; для реального обучения генеративной модели такого объёма недостаточно, репрезентативность не обеспечивается.</w:t>
+      </w:r>
+    </w:p>
+    <w:p>
+      <w:pPr>
+        <w:pStyle w:val="a3"/>
+        <w:spacing w:before="120" w:line="276" w:lineRule="auto"/>
+        <w:ind w:right="138"/>
+        <w:jc w:val="both"/>
+      </w:pPr>
       <w:r>
         <w:rPr>
           <w:b/>
           <w:bCs/>
         </w:rPr>
-        <w:t>:</w:t>
-      </w:r>
-      <w:r>
-        <w:t xml:space="preserve"> набор учебный; для реального обучения генеративной модели такого объёма недостаточно, репрезентативность не обеспечивается.</w:t>
+        <w:t>Неоднородный правовой статус:</w:t>
+      </w:r>
+      <w:r>
+        <w:t xml:space="preserve"> часть объектов нельзя использовать без дополнительных действий — item03 и item09 (персональные данные без согласия — ошибки R6 по итогам аудита), item07 (не указан правообладатель — предупреждение R10), item02 и item08 (согласия требуют проверки охвата и срока — предупреждения R7).</w:t>
       </w:r>
     </w:p>
     <w:p>
@@ -1732,10 +1676,10 @@
           <w:b/>
           <w:bCs/>
         </w:rPr>
-        <w:t>Неоднородный правовой статус:</w:t>
-      </w:r>
-      <w:r>
-        <w:t xml:space="preserve"> часть объектов нельзя использовать без дополнительных действий — item03 и item09 (персональные данные без согласия — ошибки R6 по итогам аудита), item07 (не указан правообладатель — предупреждение R10), item02 и item08 (согласия требуют проверки охвата и срока — предупреждения R7).</w:t>
+        <w:t>Гетерогенность типов</w:t>
+      </w:r>
+      <w:r>
+        <w:t xml:space="preserve"> (image/audio/text в равных долях): для сценария «обложки подкастов» релевантны прежде всего изображения; текстовые и аудио объекты имеют вспомогательное значение, что ограничивает применимость набора для «чисто визуальной» задачи.</w:t>
       </w:r>
     </w:p>
     <w:p>
@@ -1750,16 +1694,10 @@
           <w:b/>
           <w:bCs/>
         </w:rPr>
-        <w:t>Гетерогенность типов</w:t>
-      </w:r>
-      <w:r>
-        <w:t xml:space="preserve"> (image/audio/text в равных долях)</w:t>
-      </w:r>
-      <w:r>
-        <w:t>:</w:t>
-      </w:r>
-      <w:r>
-        <w:t xml:space="preserve"> для сценария «обложки подкастов» релевантны прежде всего изображения; текстовые и аудио объекты имеют вспомогательное значение, что ограничивает применимость набора для «чисто визуальной» задачи.</w:t>
+        <w:t>Непроверяемость документов-согласий:</w:t>
+      </w:r>
+      <w:r>
+        <w:t xml:space="preserve"> аудит оперирует только полями манифеста и не проверяет содержание документов; фактическая достаточность согласий item02/item08 (охват публикации в сети, коммерческого использования, срок действия) не подтверждена автоматически.</w:t>
       </w:r>
     </w:p>
     <w:p>
@@ -1774,42 +1712,17 @@
           <w:b/>
           <w:bCs/>
         </w:rPr>
-        <w:t>Непроверяемость документов-согласий:</w:t>
-      </w:r>
-      <w:r>
-        <w:t xml:space="preserve"> аудит оперирует только полями манифеста и не проверяет содержание документов; фактическая достаточность согласий item02/item08 (охват публикации в сети, коммерческого использования, срок действия) не подтверждена автоматически.</w:t>
-      </w:r>
-    </w:p>
-    <w:p>
-      <w:pPr>
-        <w:pStyle w:val="a3"/>
-        <w:spacing w:before="120" w:line="276" w:lineRule="auto"/>
-        <w:ind w:right="138"/>
-        <w:jc w:val="both"/>
-      </w:pPr>
+        <w:t>Единый вымышленный источник</w:t>
+      </w:r>
+      <w:r>
+        <w:t xml:space="preserve"> </w:t>
+      </w:r>
       <w:r>
         <w:rPr>
           <w:b/>
           <w:bCs/>
         </w:rPr>
-        <w:t>Единый вымышленный источник</w:t>
-      </w:r>
-      <w:r>
-        <w:t xml:space="preserve"> </w:t>
-      </w:r>
-      <w:r>
-        <w:rPr>
-          <w:b/>
-          <w:bCs/>
-        </w:rPr>
-        <w:t>(example.org) и разброс дат получения</w:t>
-      </w:r>
-      <w:r>
-        <w:rPr>
-          <w:b/>
-          <w:bCs/>
-        </w:rPr>
-        <w:t>:</w:t>
+        <w:t>(example.org) и разброс дат получения:</w:t>
       </w:r>
       <w:r>
         <w:t xml:space="preserve"> в реальном сценарии это создало бы риск изменения условий источника со временем и зависимость от одного поставщика.</w:t>
@@ -2239,14 +2152,26 @@
           <w:b/>
           <w:bCs/>
         </w:rPr>
-        <w:t>4. Х</w:t>
-      </w:r>
-      <w:r>
+        <w:t>4. Ход работы с командами</w:t>
+      </w:r>
+    </w:p>
+    <w:p>
+      <w:pPr>
+        <w:pStyle w:val="a3"/>
+        <w:spacing w:before="120" w:line="276" w:lineRule="auto"/>
+        <w:ind w:right="138"/>
+        <w:jc w:val="both"/>
         <w:rPr>
           <w:b/>
           <w:bCs/>
         </w:rPr>
-        <w:t>од работы с командами</w:t>
+      </w:pPr>
+      <w:r>
+        <w:rPr>
+          <w:b/>
+          <w:bCs/>
+        </w:rPr>
+        <w:t>4.1. Создание данных варианта</w:t>
       </w:r>
     </w:p>
     <w:p>
@@ -2255,17 +2180,33 @@
         <w:spacing w:before="120" w:line="276" w:lineRule="auto"/>
         <w:ind w:right="138"/>
         <w:jc w:val="both"/>
-        <w:rPr>
-          <w:b/>
-          <w:bCs/>
-        </w:rPr>
-      </w:pPr>
-      <w:r>
-        <w:rPr>
-          <w:b/>
-          <w:bCs/>
-        </w:rPr>
-        <w:t>4.1. Создание данных варианта</w:t>
+      </w:pPr>
+      <w:r>
+        <w:t>Введена</w:t>
+      </w:r>
+      <w:r>
+        <w:rPr>
+          <w:lang w:val="en-US"/>
+        </w:rPr>
+        <w:t xml:space="preserve"> </w:t>
+      </w:r>
+      <w:r>
+        <w:t>команда</w:t>
+      </w:r>
+      <w:r>
+        <w:rPr>
+          <w:lang w:val="en-US"/>
+        </w:rPr>
+        <w:t xml:space="preserve"> python src\lab02_make_variant.py --variant 11 --out artifacts\v11. </w:t>
+      </w:r>
+      <w:r>
+        <w:t xml:space="preserve">В результате выполнения команды были созданы файлы </w:t>
+      </w:r>
+      <w:r>
+        <w:t>manifest.csv, policy.json, variant.json</w:t>
+      </w:r>
+      <w:r>
+        <w:t xml:space="preserve"> и показано задание варианта.</w:t>
       </w:r>
     </w:p>
     <w:p>
@@ -2276,53 +2217,9 @@
         <w:jc w:val="both"/>
       </w:pPr>
       <w:r>
-        <w:t>Введена</w:t>
-      </w:r>
-      <w:r>
-        <w:rPr>
-          <w:lang w:val="en-US"/>
-        </w:rPr>
-        <w:t xml:space="preserve"> </w:t>
-      </w:r>
-      <w:r>
-        <w:t>команда</w:t>
-      </w:r>
-      <w:r>
-        <w:rPr>
-          <w:lang w:val="en-US"/>
-        </w:rPr>
-        <w:t xml:space="preserve"> </w:t>
-      </w:r>
-      <w:r>
-        <w:rPr>
-          <w:lang w:val="en-US"/>
-        </w:rPr>
-        <w:t>python src\lab02_make_variant.py --variant 11 --out artifacts\v11</w:t>
-      </w:r>
-      <w:r>
-        <w:rPr>
-          <w:lang w:val="en-US"/>
-        </w:rPr>
-        <w:t xml:space="preserve">. </w:t>
-      </w:r>
-      <w:r>
-        <w:t xml:space="preserve">В результате выполнения команды были созданы файлы </w:t>
-      </w:r>
-      <w:r>
-        <w:t>manifest.csv, policy.json, variant.json</w:t>
-      </w:r>
-      <w:r>
-        <w:t xml:space="preserve"> и показано задание варианта.</w:t>
-      </w:r>
-    </w:p>
-    <w:p>
-      <w:pPr>
-        <w:pStyle w:val="a3"/>
-        <w:spacing w:before="120" w:line="276" w:lineRule="auto"/>
-        <w:ind w:right="138"/>
-        <w:jc w:val="both"/>
-      </w:pPr>
-      <w:r>
+        <w:rPr>
+          <w:noProof/>
+        </w:rPr>
         <w:drawing>
           <wp:inline distT="0" distB="0" distL="0" distR="0" wp14:anchorId="51508D93" wp14:editId="0C46CE64">
             <wp:extent cx="6123305" cy="231775"/>
@@ -2421,31 +2318,175 @@
         <w:t>Введена</w:t>
       </w:r>
       <w:r>
-        <w:rPr>
-          <w:lang w:val="en-US"/>
-        </w:rPr>
         <w:t xml:space="preserve"> </w:t>
       </w:r>
       <w:r>
         <w:t>команда</w:t>
       </w:r>
       <w:r>
-        <w:rPr>
-          <w:lang w:val="en-US"/>
-        </w:rPr>
         <w:t xml:space="preserve"> </w:t>
       </w:r>
       <w:r>
         <w:rPr>
           <w:lang w:val="en-US"/>
         </w:rPr>
-        <w:t>python src\lab02_audit.py --manifest artifacts\v11\manifest.csv --policy artifacts\v11\policy.json --out artifacts\v11</w:t>
-      </w:r>
-      <w:r>
-        <w:rPr>
-          <w:lang w:val="en-US"/>
-        </w:rPr>
-        <w:t xml:space="preserve">. </w:t>
+        <w:t>python</w:t>
+      </w:r>
+      <w:r>
+        <w:t xml:space="preserve"> </w:t>
+      </w:r>
+      <w:r>
+        <w:rPr>
+          <w:lang w:val="en-US"/>
+        </w:rPr>
+        <w:t>src</w:t>
+      </w:r>
+      <w:r>
+        <w:t>\</w:t>
+      </w:r>
+      <w:r>
+        <w:rPr>
+          <w:lang w:val="en-US"/>
+        </w:rPr>
+        <w:t>lab</w:t>
+      </w:r>
+      <w:r>
+        <w:t>02_</w:t>
+      </w:r>
+      <w:r>
+        <w:rPr>
+          <w:lang w:val="en-US"/>
+        </w:rPr>
+        <w:t>audit</w:t>
+      </w:r>
+      <w:r>
+        <w:t>.</w:t>
+      </w:r>
+      <w:r>
+        <w:rPr>
+          <w:lang w:val="en-US"/>
+        </w:rPr>
+        <w:t>py</w:t>
+      </w:r>
+      <w:r>
+        <w:t xml:space="preserve"> --</w:t>
+      </w:r>
+      <w:r>
+        <w:rPr>
+          <w:lang w:val="en-US"/>
+        </w:rPr>
+        <w:t>manifest</w:t>
+      </w:r>
+      <w:r>
+        <w:t xml:space="preserve"> </w:t>
+      </w:r>
+      <w:r>
+        <w:rPr>
+          <w:lang w:val="en-US"/>
+        </w:rPr>
+        <w:t>artifacts</w:t>
+      </w:r>
+      <w:r>
+        <w:t>\</w:t>
+      </w:r>
+      <w:r>
+        <w:rPr>
+          <w:lang w:val="en-US"/>
+        </w:rPr>
+        <w:t>v</w:t>
+      </w:r>
+      <w:r>
+        <w:t>11\</w:t>
+      </w:r>
+      <w:r>
+        <w:rPr>
+          <w:lang w:val="en-US"/>
+        </w:rPr>
+        <w:t>manifest</w:t>
+      </w:r>
+      <w:r>
+        <w:t>.</w:t>
+      </w:r>
+      <w:r>
+        <w:rPr>
+          <w:lang w:val="en-US"/>
+        </w:rPr>
+        <w:t>csv</w:t>
+      </w:r>
+      <w:r>
+        <w:t xml:space="preserve"> --</w:t>
+      </w:r>
+      <w:r>
+        <w:rPr>
+          <w:lang w:val="en-US"/>
+        </w:rPr>
+        <w:t>policy</w:t>
+      </w:r>
+      <w:r>
+        <w:t xml:space="preserve"> </w:t>
+      </w:r>
+      <w:r>
+        <w:rPr>
+          <w:lang w:val="en-US"/>
+        </w:rPr>
+        <w:t>artifacts</w:t>
+      </w:r>
+      <w:r>
+        <w:t>\</w:t>
+      </w:r>
+      <w:r>
+        <w:rPr>
+          <w:lang w:val="en-US"/>
+        </w:rPr>
+        <w:t>v</w:t>
+      </w:r>
+      <w:r>
+        <w:t>11\</w:t>
+      </w:r>
+      <w:r>
+        <w:rPr>
+          <w:lang w:val="en-US"/>
+        </w:rPr>
+        <w:t>policy</w:t>
+      </w:r>
+      <w:r>
+        <w:t>.</w:t>
+      </w:r>
+      <w:r>
+        <w:rPr>
+          <w:lang w:val="en-US"/>
+        </w:rPr>
+        <w:t>json</w:t>
+      </w:r>
+      <w:r>
+        <w:t xml:space="preserve"> --</w:t>
+      </w:r>
+      <w:r>
+        <w:rPr>
+          <w:lang w:val="en-US"/>
+        </w:rPr>
+        <w:t>out</w:t>
+      </w:r>
+      <w:r>
+        <w:t xml:space="preserve"> </w:t>
+      </w:r>
+      <w:r>
+        <w:rPr>
+          <w:lang w:val="en-US"/>
+        </w:rPr>
+        <w:t>artifacts</w:t>
+      </w:r>
+      <w:r>
+        <w:t>\</w:t>
+      </w:r>
+      <w:r>
+        <w:rPr>
+          <w:lang w:val="en-US"/>
+        </w:rPr>
+        <w:t>v</w:t>
+      </w:r>
+      <w:r>
+        <w:t xml:space="preserve">11. </w:t>
       </w:r>
       <w:r>
         <w:t>В</w:t>
@@ -2602,6 +2643,9 @@
         <w:ind w:right="138"/>
       </w:pPr>
       <w:r>
+        <w:rPr>
+          <w:noProof/>
+        </w:rPr>
         <w:drawing>
           <wp:inline distT="0" distB="0" distL="0" distR="0" wp14:anchorId="338C038C" wp14:editId="6F2190E5">
             <wp:extent cx="6123305" cy="339090"/>
@@ -2695,17 +2739,26 @@
         <w:pStyle w:val="a3"/>
         <w:spacing w:before="120" w:line="276" w:lineRule="auto"/>
         <w:ind w:right="138"/>
+        <w:rPr>
+          <w:lang w:val="en-US"/>
+        </w:rPr>
       </w:pPr>
       <w:r>
         <w:t>Введена</w:t>
       </w:r>
       <w:r>
+        <w:rPr>
+          <w:lang w:val="en-US"/>
+        </w:rPr>
         <w:t xml:space="preserve"> </w:t>
       </w:r>
       <w:r>
         <w:t>команда</w:t>
       </w:r>
       <w:r>
+        <w:rPr>
+          <w:lang w:val="en-US"/>
+        </w:rPr>
         <w:t xml:space="preserve"> </w:t>
       </w:r>
       <w:r>
@@ -2715,6 +2768,9 @@
         <w:t>python</w:t>
       </w:r>
       <w:r>
+        <w:rPr>
+          <w:lang w:val="en-US"/>
+        </w:rPr>
         <w:t xml:space="preserve"> </w:t>
       </w:r>
       <w:r>
@@ -2724,6 +2780,9 @@
         <w:t>src</w:t>
       </w:r>
       <w:r>
+        <w:rPr>
+          <w:lang w:val="en-US"/>
+        </w:rPr>
         <w:t>\</w:t>
       </w:r>
       <w:r>
@@ -2733,6 +2792,9 @@
         <w:t>lab</w:t>
       </w:r>
       <w:r>
+        <w:rPr>
+          <w:lang w:val="en-US"/>
+        </w:rPr>
         <w:t>02_</w:t>
       </w:r>
       <w:r>
@@ -2742,6 +2804,9 @@
         <w:t>model</w:t>
       </w:r>
       <w:r>
+        <w:rPr>
+          <w:lang w:val="en-US"/>
+        </w:rPr>
         <w:t>_</w:t>
       </w:r>
       <w:r>
@@ -2751,6 +2816,9 @@
         <w:t>card</w:t>
       </w:r>
       <w:r>
+        <w:rPr>
+          <w:lang w:val="en-US"/>
+        </w:rPr>
         <w:t>.</w:t>
       </w:r>
       <w:r>
@@ -2760,6 +2828,9 @@
         <w:t>py</w:t>
       </w:r>
       <w:r>
+        <w:rPr>
+          <w:lang w:val="en-US"/>
+        </w:rPr>
         <w:t xml:space="preserve"> --</w:t>
       </w:r>
       <w:r>
@@ -2769,6 +2840,9 @@
         <w:t>passport</w:t>
       </w:r>
       <w:r>
+        <w:rPr>
+          <w:lang w:val="en-US"/>
+        </w:rPr>
         <w:t xml:space="preserve"> </w:t>
       </w:r>
       <w:r>
@@ -2778,6 +2852,9 @@
         <w:t>C</w:t>
       </w:r>
       <w:r>
+        <w:rPr>
+          <w:lang w:val="en-US"/>
+        </w:rPr>
         <w:t>:\</w:t>
       </w:r>
       <w:r>
@@ -2787,6 +2864,9 @@
         <w:t>Users</w:t>
       </w:r>
       <w:r>
+        <w:rPr>
+          <w:lang w:val="en-US"/>
+        </w:rPr>
         <w:t>\</w:t>
       </w:r>
       <w:r>
@@ -2796,6 +2876,9 @@
         <w:t>Asus</w:t>
       </w:r>
       <w:r>
+        <w:rPr>
+          <w:lang w:val="en-US"/>
+        </w:rPr>
         <w:t>\</w:t>
       </w:r>
       <w:r>
@@ -2805,6 +2888,9 @@
         <w:t>ai</w:t>
       </w:r>
       <w:r>
+        <w:rPr>
+          <w:lang w:val="en-US"/>
+        </w:rPr>
         <w:t>_</w:t>
       </w:r>
       <w:r>
@@ -2814,6 +2900,9 @@
         <w:t>lab</w:t>
       </w:r>
       <w:r>
+        <w:rPr>
+          <w:lang w:val="en-US"/>
+        </w:rPr>
         <w:t>\</w:t>
       </w:r>
       <w:r>
@@ -2823,6 +2912,9 @@
         <w:t>lab</w:t>
       </w:r>
       <w:r>
+        <w:rPr>
+          <w:lang w:val="en-US"/>
+        </w:rPr>
         <w:t>01\</w:t>
       </w:r>
       <w:r>
@@ -2832,6 +2924,9 @@
         <w:t>artifacts</w:t>
       </w:r>
       <w:r>
+        <w:rPr>
+          <w:lang w:val="en-US"/>
+        </w:rPr>
         <w:t>\</w:t>
       </w:r>
       <w:r>
@@ -2841,6 +2936,9 @@
         <w:t>v</w:t>
       </w:r>
       <w:r>
+        <w:rPr>
+          <w:lang w:val="en-US"/>
+        </w:rPr>
         <w:t>11\</w:t>
       </w:r>
       <w:r>
@@ -2850,6 +2948,9 @@
         <w:t>passport</w:t>
       </w:r>
       <w:r>
+        <w:rPr>
+          <w:lang w:val="en-US"/>
+        </w:rPr>
         <w:t>.</w:t>
       </w:r>
       <w:r>
@@ -2859,6 +2960,9 @@
         <w:t>json</w:t>
       </w:r>
       <w:r>
+        <w:rPr>
+          <w:lang w:val="en-US"/>
+        </w:rPr>
         <w:t xml:space="preserve"> --</w:t>
       </w:r>
       <w:r>
@@ -2868,6 +2972,9 @@
         <w:t>out</w:t>
       </w:r>
       <w:r>
+        <w:rPr>
+          <w:lang w:val="en-US"/>
+        </w:rPr>
         <w:t xml:space="preserve"> </w:t>
       </w:r>
       <w:r>
@@ -2877,6 +2984,9 @@
         <w:t>artifacts</w:t>
       </w:r>
       <w:r>
+        <w:rPr>
+          <w:lang w:val="en-US"/>
+        </w:rPr>
         <w:t>\</w:t>
       </w:r>
       <w:r>
@@ -2886,6 +2996,9 @@
         <w:t>model</w:t>
       </w:r>
       <w:r>
+        <w:rPr>
+          <w:lang w:val="en-US"/>
+        </w:rPr>
         <w:t>_</w:t>
       </w:r>
       <w:r>
@@ -2895,6 +3008,9 @@
         <w:t>card</w:t>
       </w:r>
       <w:r>
+        <w:rPr>
+          <w:lang w:val="en-US"/>
+        </w:rPr>
         <w:t>.</w:t>
       </w:r>
       <w:r>
@@ -2904,6 +3020,9 @@
         <w:t>md</w:t>
       </w:r>
       <w:r>
+        <w:rPr>
+          <w:lang w:val="en-US"/>
+        </w:rPr>
         <w:t xml:space="preserve">. </w:t>
       </w:r>
     </w:p>
@@ -2917,43 +3036,319 @@
         <w:t>Вывод</w:t>
       </w:r>
       <w:r>
+        <w:t xml:space="preserve">: карточка модели записана: </w:t>
+      </w:r>
+      <w:r>
+        <w:rPr>
+          <w:lang w:val="en-US"/>
+        </w:rPr>
+        <w:t>artifacts</w:t>
+      </w:r>
+      <w:r>
+        <w:t>\</w:t>
+      </w:r>
+      <w:r>
+        <w:rPr>
+          <w:lang w:val="en-US"/>
+        </w:rPr>
+        <w:t>model</w:t>
+      </w:r>
+      <w:r>
+        <w:t>_</w:t>
+      </w:r>
+      <w:r>
+        <w:rPr>
+          <w:lang w:val="en-US"/>
+        </w:rPr>
+        <w:t>card</w:t>
+      </w:r>
+      <w:r>
+        <w:t>.</w:t>
+      </w:r>
+      <w:r>
+        <w:rPr>
+          <w:lang w:val="en-US"/>
+        </w:rPr>
+        <w:t>md</w:t>
+      </w:r>
+      <w:r>
+        <w:t>.</w:t>
+      </w:r>
+    </w:p>
+    <w:p>
+      <w:pPr>
+        <w:pStyle w:val="a3"/>
+        <w:spacing w:before="120" w:line="276" w:lineRule="auto"/>
+        <w:ind w:right="138"/>
+      </w:pPr>
+    </w:p>
+    <w:p>
+      <w:pPr>
+        <w:pStyle w:val="a3"/>
+        <w:spacing w:before="120" w:line="276" w:lineRule="auto"/>
+        <w:ind w:right="138"/>
+        <w:rPr>
+          <w:b/>
+          <w:bCs/>
+        </w:rPr>
+      </w:pPr>
+      <w:r>
+        <w:rPr>
+          <w:b/>
+          <w:bCs/>
+        </w:rPr>
+        <w:t>4.4. Создание шаблона реестра</w:t>
+      </w:r>
+    </w:p>
+    <w:p>
+      <w:pPr>
+        <w:pStyle w:val="a3"/>
+        <w:spacing w:before="120" w:line="276" w:lineRule="auto"/>
+        <w:ind w:right="138"/>
+      </w:pPr>
+      <w:r>
+        <w:t>Введен</w:t>
+      </w:r>
+      <w:r>
+        <w:t xml:space="preserve"> </w:t>
+      </w:r>
+      <w:r>
+        <w:t>команда</w:t>
+      </w:r>
+      <w:r>
+        <w:t xml:space="preserve"> </w:t>
+      </w:r>
+      <w:r>
+        <w:rPr>
+          <w:lang w:val="en-US"/>
+        </w:rPr>
+        <w:t>python</w:t>
+      </w:r>
+      <w:r>
+        <w:t xml:space="preserve"> </w:t>
+      </w:r>
+      <w:r>
+        <w:rPr>
+          <w:lang w:val="en-US"/>
+        </w:rPr>
+        <w:t>src</w:t>
+      </w:r>
+      <w:r>
+        <w:t>\</w:t>
+      </w:r>
+      <w:r>
+        <w:rPr>
+          <w:lang w:val="en-US"/>
+        </w:rPr>
+        <w:t>lab</w:t>
+      </w:r>
+      <w:r>
+        <w:t>02_</w:t>
+      </w:r>
+      <w:r>
+        <w:rPr>
+          <w:lang w:val="en-US"/>
+        </w:rPr>
+        <w:t>risks</w:t>
+      </w:r>
+      <w:r>
+        <w:t>.</w:t>
+      </w:r>
+      <w:r>
+        <w:rPr>
+          <w:lang w:val="en-US"/>
+        </w:rPr>
+        <w:t>py</w:t>
+      </w:r>
+      <w:r>
+        <w:t xml:space="preserve"> --</w:t>
+      </w:r>
+      <w:r>
+        <w:rPr>
+          <w:lang w:val="en-US"/>
+        </w:rPr>
+        <w:t>template</w:t>
+      </w:r>
+      <w:r>
+        <w:t xml:space="preserve"> </w:t>
+      </w:r>
+      <w:r>
+        <w:rPr>
+          <w:lang w:val="en-US"/>
+        </w:rPr>
+        <w:t>artifacts</w:t>
+      </w:r>
+      <w:r>
+        <w:t>\</w:t>
+      </w:r>
+      <w:r>
+        <w:rPr>
+          <w:lang w:val="en-US"/>
+        </w:rPr>
+        <w:t>risk</w:t>
+      </w:r>
+      <w:r>
+        <w:t>_</w:t>
+      </w:r>
+      <w:r>
+        <w:rPr>
+          <w:lang w:val="en-US"/>
+        </w:rPr>
+        <w:t>register</w:t>
+      </w:r>
+      <w:r>
+        <w:t>.</w:t>
+      </w:r>
+      <w:r>
+        <w:rPr>
+          <w:lang w:val="en-US"/>
+        </w:rPr>
+        <w:t>csv</w:t>
+      </w:r>
+      <w:r>
+        <w:t>.</w:t>
+      </w:r>
+    </w:p>
+    <w:p>
+      <w:pPr>
+        <w:pStyle w:val="a3"/>
+        <w:spacing w:before="120" w:line="276" w:lineRule="auto"/>
+        <w:ind w:right="138"/>
+        <w:rPr>
+          <w:lang w:val="en-US"/>
+        </w:rPr>
+      </w:pPr>
+      <w:r>
+        <w:t>Вывод</w:t>
+      </w:r>
+      <w:r>
+        <w:rPr>
+          <w:lang w:val="en-US"/>
+        </w:rPr>
         <w:t xml:space="preserve">: </w:t>
       </w:r>
       <w:r>
-        <w:t xml:space="preserve">карточка модели записана: </w:t>
-      </w:r>
-      <w:r>
-        <w:rPr>
-          <w:lang w:val="en-US"/>
-        </w:rPr>
-        <w:t>artifacts</w:t>
-      </w:r>
-      <w:r>
-        <w:t>\</w:t>
-      </w:r>
-      <w:r>
-        <w:rPr>
-          <w:lang w:val="en-US"/>
-        </w:rPr>
-        <w:t>model</w:t>
-      </w:r>
-      <w:r>
-        <w:t>_</w:t>
-      </w:r>
-      <w:r>
-        <w:rPr>
-          <w:lang w:val="en-US"/>
-        </w:rPr>
-        <w:t>card</w:t>
-      </w:r>
-      <w:r>
+        <w:t>шаблон</w:t>
+      </w:r>
+      <w:r>
+        <w:rPr>
+          <w:lang w:val="en-US"/>
+        </w:rPr>
+        <w:t xml:space="preserve"> </w:t>
+      </w:r>
+      <w:r>
+        <w:t>записан</w:t>
+      </w:r>
+      <w:r>
+        <w:rPr>
+          <w:lang w:val="en-US"/>
+        </w:rPr>
+        <w:t>: artifacts\risk_register.csv</w:t>
+      </w:r>
+    </w:p>
+    <w:p>
+      <w:pPr>
+        <w:pStyle w:val="a3"/>
+        <w:spacing w:before="120" w:line="276" w:lineRule="auto"/>
+        <w:ind w:right="138"/>
+        <w:rPr>
+          <w:lang w:val="en-US"/>
+        </w:rPr>
+      </w:pPr>
+    </w:p>
+    <w:p>
+      <w:pPr>
+        <w:pStyle w:val="a3"/>
+        <w:spacing w:before="120" w:line="276" w:lineRule="auto"/>
+        <w:ind w:right="138"/>
+        <w:rPr>
+          <w:b/>
+          <w:bCs/>
+          <w:lang w:val="en-US"/>
+        </w:rPr>
+      </w:pPr>
+      <w:r>
+        <w:rPr>
+          <w:b/>
+          <w:bCs/>
+          <w:lang w:val="en-US"/>
+        </w:rPr>
+        <w:t xml:space="preserve">4.5. </w:t>
+      </w:r>
+      <w:r>
+        <w:rPr>
+          <w:b/>
+          <w:bCs/>
+        </w:rPr>
+        <w:t>Проверка</w:t>
+      </w:r>
+      <w:r>
+        <w:rPr>
+          <w:b/>
+          <w:bCs/>
+          <w:lang w:val="en-US"/>
+        </w:rPr>
+        <w:t xml:space="preserve"> </w:t>
+      </w:r>
+      <w:r>
+        <w:rPr>
+          <w:b/>
+          <w:bCs/>
+        </w:rPr>
+        <w:t>реестра</w:t>
+      </w:r>
+    </w:p>
+    <w:p>
+      <w:pPr>
+        <w:pStyle w:val="a3"/>
+        <w:spacing w:before="120" w:line="276" w:lineRule="auto"/>
+        <w:ind w:right="138"/>
+        <w:rPr>
+          <w:lang w:val="en-US"/>
+        </w:rPr>
+      </w:pPr>
+      <w:r>
+        <w:t>Введена</w:t>
+      </w:r>
+      <w:r>
+        <w:rPr>
+          <w:lang w:val="en-US"/>
+        </w:rPr>
+        <w:t xml:space="preserve"> </w:t>
+      </w:r>
+      <w:r>
+        <w:t>команда</w:t>
+      </w:r>
+      <w:r>
+        <w:rPr>
+          <w:lang w:val="en-US"/>
+        </w:rPr>
+        <w:t xml:space="preserve"> </w:t>
+      </w:r>
+      <w:r>
+        <w:rPr>
+          <w:lang w:val="en-US"/>
+        </w:rPr>
+        <w:t>python src\lab02_risks.py --csv artifacts\risk_register.csv --out artifacts\risk_ranking.md</w:t>
+      </w:r>
+      <w:r>
+        <w:rPr>
+          <w:lang w:val="en-US"/>
+        </w:rPr>
         <w:t>.</w:t>
       </w:r>
-      <w:r>
-        <w:rPr>
-          <w:lang w:val="en-US"/>
-        </w:rPr>
-        <w:t>md</w:t>
+    </w:p>
+    <w:p>
+      <w:pPr>
+        <w:pStyle w:val="a3"/>
+        <w:spacing w:before="120" w:line="276" w:lineRule="auto"/>
+        <w:ind w:right="138"/>
+      </w:pPr>
+      <w:r>
+        <w:t xml:space="preserve">Вывод: создан файл </w:t>
+      </w:r>
+      <w:r>
+        <w:t>risk_ranking.md</w:t>
       </w:r>
       <w:r>
         <w:t>.</w:t>
@@ -2964,219 +3359,6 @@
         <w:pStyle w:val="a3"/>
         <w:spacing w:before="120" w:line="276" w:lineRule="auto"/>
         <w:ind w:right="138"/>
-      </w:pPr>
-    </w:p>
-    <w:p>
-      <w:pPr>
-        <w:pStyle w:val="a3"/>
-        <w:spacing w:before="120" w:line="276" w:lineRule="auto"/>
-        <w:ind w:right="138"/>
-        <w:rPr>
-          <w:b/>
-          <w:bCs/>
-        </w:rPr>
-      </w:pPr>
-      <w:r>
-        <w:rPr>
-          <w:b/>
-          <w:bCs/>
-        </w:rPr>
-        <w:t>4.4. Создание шаблона реестра</w:t>
-      </w:r>
-    </w:p>
-    <w:p>
-      <w:pPr>
-        <w:pStyle w:val="a3"/>
-        <w:spacing w:before="120" w:line="276" w:lineRule="auto"/>
-        <w:ind w:right="138"/>
-        <w:rPr>
-          <w:lang w:val="en-US"/>
-        </w:rPr>
-      </w:pPr>
-      <w:r>
-        <w:t>Введен</w:t>
-      </w:r>
-      <w:r>
-        <w:rPr>
-          <w:lang w:val="en-US"/>
-        </w:rPr>
-        <w:t xml:space="preserve"> </w:t>
-      </w:r>
-      <w:r>
-        <w:t>команда</w:t>
-      </w:r>
-      <w:r>
-        <w:rPr>
-          <w:lang w:val="en-US"/>
-        </w:rPr>
-        <w:t xml:space="preserve"> </w:t>
-      </w:r>
-      <w:r>
-        <w:rPr>
-          <w:lang w:val="en-US"/>
-        </w:rPr>
-        <w:t>python src\lab02_risks.py --template artifacts\risk_register.csv</w:t>
-      </w:r>
-      <w:r>
-        <w:rPr>
-          <w:lang w:val="en-US"/>
-        </w:rPr>
-        <w:t>.</w:t>
-      </w:r>
-    </w:p>
-    <w:p>
-      <w:pPr>
-        <w:pStyle w:val="a3"/>
-        <w:spacing w:before="120" w:line="276" w:lineRule="auto"/>
-        <w:ind w:right="138"/>
-        <w:rPr>
-          <w:lang w:val="en-US"/>
-        </w:rPr>
-      </w:pPr>
-      <w:r>
-        <w:t>Вывод</w:t>
-      </w:r>
-      <w:r>
-        <w:rPr>
-          <w:lang w:val="en-US"/>
-        </w:rPr>
-        <w:t xml:space="preserve">: </w:t>
-      </w:r>
-      <w:r>
-        <w:t>шаблон</w:t>
-      </w:r>
-      <w:r>
-        <w:rPr>
-          <w:lang w:val="en-US"/>
-        </w:rPr>
-        <w:t xml:space="preserve"> </w:t>
-      </w:r>
-      <w:r>
-        <w:t>записан</w:t>
-      </w:r>
-      <w:r>
-        <w:rPr>
-          <w:lang w:val="en-US"/>
-        </w:rPr>
-        <w:t>: artifacts\risk_register.csv</w:t>
-      </w:r>
-    </w:p>
-    <w:p>
-      <w:pPr>
-        <w:pStyle w:val="a3"/>
-        <w:spacing w:before="120" w:line="276" w:lineRule="auto"/>
-        <w:ind w:right="138"/>
-        <w:rPr>
-          <w:lang w:val="en-US"/>
-        </w:rPr>
-      </w:pPr>
-    </w:p>
-    <w:p>
-      <w:pPr>
-        <w:pStyle w:val="a3"/>
-        <w:spacing w:before="120" w:line="276" w:lineRule="auto"/>
-        <w:ind w:right="138"/>
-        <w:rPr>
-          <w:b/>
-          <w:bCs/>
-          <w:lang w:val="en-US"/>
-        </w:rPr>
-      </w:pPr>
-      <w:r>
-        <w:rPr>
-          <w:b/>
-          <w:bCs/>
-          <w:lang w:val="en-US"/>
-        </w:rPr>
-        <w:t xml:space="preserve">4.5. </w:t>
-      </w:r>
-      <w:r>
-        <w:rPr>
-          <w:b/>
-          <w:bCs/>
-        </w:rPr>
-        <w:t>Проверка</w:t>
-      </w:r>
-      <w:r>
-        <w:rPr>
-          <w:b/>
-          <w:bCs/>
-          <w:lang w:val="en-US"/>
-        </w:rPr>
-        <w:t xml:space="preserve"> </w:t>
-      </w:r>
-      <w:r>
-        <w:rPr>
-          <w:b/>
-          <w:bCs/>
-        </w:rPr>
-        <w:t>реестра</w:t>
-      </w:r>
-    </w:p>
-    <w:p>
-      <w:pPr>
-        <w:pStyle w:val="a3"/>
-        <w:spacing w:before="120" w:line="276" w:lineRule="auto"/>
-        <w:ind w:right="138"/>
-        <w:rPr>
-          <w:lang w:val="en-US"/>
-        </w:rPr>
-      </w:pPr>
-      <w:r>
-        <w:t>Введена</w:t>
-      </w:r>
-      <w:r>
-        <w:rPr>
-          <w:lang w:val="en-US"/>
-        </w:rPr>
-        <w:t xml:space="preserve"> </w:t>
-      </w:r>
-      <w:r>
-        <w:t>команда</w:t>
-      </w:r>
-      <w:r>
-        <w:rPr>
-          <w:lang w:val="en-US"/>
-        </w:rPr>
-        <w:t xml:space="preserve"> </w:t>
-      </w:r>
-      <w:r>
-        <w:rPr>
-          <w:lang w:val="en-US"/>
-        </w:rPr>
-        <w:t>python src\lab02_risks.py --csv artifacts\risk_register.csv --out artifacts\risk_ranking.md</w:t>
-      </w:r>
-      <w:r>
-        <w:rPr>
-          <w:lang w:val="en-US"/>
-        </w:rPr>
-        <w:t>.</w:t>
-      </w:r>
-    </w:p>
-    <w:p>
-      <w:pPr>
-        <w:pStyle w:val="a3"/>
-        <w:spacing w:before="120" w:line="276" w:lineRule="auto"/>
-        <w:ind w:right="138"/>
-      </w:pPr>
-      <w:r>
-        <w:t xml:space="preserve">Вывод: создан файл </w:t>
-      </w:r>
-      <w:r>
-        <w:t>risk_ranking.md</w:t>
-      </w:r>
-      <w:r>
-        <w:t>.</w:t>
-      </w:r>
-    </w:p>
-    <w:p>
-      <w:pPr>
-        <w:pStyle w:val="a3"/>
-        <w:spacing w:before="120" w:line="276" w:lineRule="auto"/>
-        <w:ind w:right="138"/>
-        <w:rPr>
-          <w:lang w:val="en-US"/>
-        </w:rPr>
       </w:pPr>
     </w:p>
     <w:p>
@@ -3198,42 +3380,26 @@
           <w:sz w:val="28"/>
           <w:szCs w:val="28"/>
         </w:rPr>
-        <w:t>5. Р</w:t>
-      </w:r>
-      <w:r>
+        <w:t>5. Результаты: отчёт аудита с решениями, паспорт набора данных, карточка модели, реестр рисков</w:t>
+      </w:r>
+    </w:p>
+    <w:p>
+      <w:pPr>
+        <w:pStyle w:val="a3"/>
+        <w:spacing w:before="120" w:line="276" w:lineRule="auto"/>
+        <w:ind w:right="138"/>
         <w:rPr>
           <w:b/>
           <w:bCs/>
-          <w:sz w:val="28"/>
-          <w:szCs w:val="28"/>
-        </w:rPr>
-        <w:t>езультаты: отчёт аудита с решениями, паспорт набора данных, карточка модели, реестр рисков</w:t>
-      </w:r>
-    </w:p>
-    <w:p>
-      <w:pPr>
-        <w:pStyle w:val="a3"/>
-        <w:spacing w:before="120" w:line="276" w:lineRule="auto"/>
-        <w:ind w:right="138"/>
+        </w:rPr>
+      </w:pPr>
+      <w:r>
         <w:rPr>
           <w:b/>
           <w:bCs/>
         </w:rPr>
-      </w:pPr>
-      <w:r>
-        <w:rPr>
-          <w:b/>
-          <w:bCs/>
-        </w:rPr>
         <w:lastRenderedPageBreak/>
-        <w:t>5.1. О</w:t>
-      </w:r>
-      <w:r>
-        <w:rPr>
-          <w:b/>
-          <w:bCs/>
-        </w:rPr>
-        <w:t>тчёт аудита с решениями</w:t>
+        <w:t>5.1. Отчёт аудита с решениями</w:t>
       </w:r>
     </w:p>
     <w:tbl>
@@ -4418,14 +4584,7 @@
           <w:b/>
           <w:bCs/>
         </w:rPr>
-        <w:t>5.2. П</w:t>
-      </w:r>
-      <w:r>
-        <w:rPr>
-          <w:b/>
-          <w:bCs/>
-        </w:rPr>
-        <w:t>аспорт набора данных</w:t>
+        <w:t>5.2. Паспорт набора данных</w:t>
       </w:r>
     </w:p>
     <w:p>
@@ -5756,7 +5915,6 @@
               <w:ind w:right="138"/>
             </w:pPr>
             <w:r>
-              <w:lastRenderedPageBreak/>
               <w:t>R05</w:t>
             </w:r>
           </w:p>
@@ -6052,6 +6210,9 @@
         <w:ind w:right="138"/>
       </w:pPr>
       <w:r>
+        <w:rPr>
+          <w:noProof/>
+        </w:rPr>
         <w:drawing>
           <wp:inline distT="0" distB="0" distL="0" distR="0" wp14:anchorId="260F322C" wp14:editId="026814EB">
             <wp:extent cx="6123305" cy="1771650"/>
@@ -6115,41 +6276,25 @@
           <w:sz w:val="28"/>
           <w:szCs w:val="28"/>
         </w:rPr>
-        <w:t>6. А</w:t>
-      </w:r>
-      <w:r>
+        <w:t>6. Анализ: что скрипт не может проверить, где решение спорно</w:t>
+      </w:r>
+    </w:p>
+    <w:p>
+      <w:pPr>
+        <w:pStyle w:val="a3"/>
+        <w:spacing w:before="120" w:line="276" w:lineRule="auto"/>
+        <w:ind w:right="138"/>
         <w:rPr>
           <w:b/>
           <w:bCs/>
-          <w:sz w:val="28"/>
-          <w:szCs w:val="28"/>
-        </w:rPr>
-        <w:t>нализ: что скрипт не может проверить, где решение спорно</w:t>
-      </w:r>
-    </w:p>
-    <w:p>
-      <w:pPr>
-        <w:pStyle w:val="a3"/>
-        <w:spacing w:before="120" w:line="276" w:lineRule="auto"/>
-        <w:ind w:right="138"/>
+        </w:rPr>
+      </w:pPr>
+      <w:r>
         <w:rPr>
           <w:b/>
           <w:bCs/>
         </w:rPr>
-      </w:pPr>
-      <w:r>
-        <w:rPr>
-          <w:b/>
-          <w:bCs/>
-        </w:rPr>
-        <w:t xml:space="preserve">6.1. </w:t>
-      </w:r>
-      <w:r>
-        <w:rPr>
-          <w:b/>
-          <w:bCs/>
-        </w:rPr>
-        <w:t>Что скрипт lab02_audit.py проверить не может</w:t>
+        <w:t>6.1. Что скрипт lab02_audit.py проверить не может</w:t>
       </w:r>
     </w:p>
     <w:tbl>
@@ -7701,9 +7846,6 @@
         <w:pStyle w:val="a3"/>
         <w:spacing w:before="120" w:line="276" w:lineRule="auto"/>
         <w:ind w:right="138"/>
-        <w:rPr>
-          <w:lang w:val="en-US"/>
-        </w:rPr>
       </w:pPr>
       <w:r>
         <w:t xml:space="preserve">Архив артефактов: </w:t>
@@ -7732,9 +7874,6 @@
         <w:pStyle w:val="a3"/>
         <w:spacing w:before="120" w:line="276" w:lineRule="auto"/>
         <w:ind w:right="138"/>
-        <w:rPr>
-          <w:lang w:val="en-US"/>
-        </w:rPr>
       </w:pPr>
     </w:p>
     <w:p>
@@ -7774,80 +7913,52 @@
           <w:b/>
           <w:bCs/>
         </w:rPr>
-        <w:t>1</w:t>
-      </w:r>
-      <w:r>
+        <w:t>1. Чем лицензия на входные данные отличается от лицензии на веса модели и от прав на результат? Приведите пример ошибки, возникающей при их смешении.</w:t>
+      </w:r>
+    </w:p>
+    <w:p>
+      <w:pPr>
+        <w:pStyle w:val="a3"/>
+        <w:spacing w:before="120" w:line="276" w:lineRule="auto"/>
+        <w:ind w:right="138"/>
+      </w:pPr>
+      <w:r>
+        <w:t>Лицензия на входные данные регулирует права на исходные материалы (тексты, изображения, аудио), на которых обучается модель. Она отвечает на вопрос, что можно делать с этими исходными материалами. Лицензия на веса модели регулирует права на саму обученную нейросеть как на программный продукт. Она отвечает на вопрос, можно ли использовать модель коммерчески, модифицировать или распространять её. Права на результат относятся к сгенерированному контенту и зависят от юрисдикции, условий сервиса и иногда от лицензии исходных данных.</w:t>
+      </w:r>
+    </w:p>
+    <w:p>
+      <w:pPr>
+        <w:pStyle w:val="a3"/>
+        <w:spacing w:before="120" w:line="276" w:lineRule="auto"/>
+        <w:ind w:right="138"/>
+      </w:pPr>
+      <w:r>
+        <w:t>Пример ошибки при смешении этих сущностей: разработчик берёт для обучения модели открытый датасет под лицензией с условием NonCommercial, которая запрещает коммерческое использование. Он обучает модель и начинает продавать сгенерированные ею картинки, ошибочно полагая, что если данные были открытыми, то и результат свободен. Это нарушение лицензии входных данных, так как использование датасета с ограничением NonCommercial в коммерческих целях запрещено. Права на результат не отменяют ограничения, наложенные на входные данные.</w:t>
+      </w:r>
+    </w:p>
+    <w:p>
+      <w:pPr>
+        <w:pStyle w:val="a3"/>
+        <w:spacing w:before="120" w:line="276" w:lineRule="auto"/>
+        <w:ind w:right="138"/>
+      </w:pPr>
+    </w:p>
+    <w:p>
+      <w:pPr>
+        <w:pStyle w:val="a3"/>
+        <w:spacing w:before="120" w:line="276" w:lineRule="auto"/>
+        <w:ind w:right="138"/>
         <w:rPr>
           <w:b/>
           <w:bCs/>
         </w:rPr>
-        <w:t xml:space="preserve">. </w:t>
-      </w:r>
+      </w:pPr>
       <w:r>
         <w:rPr>
           <w:b/>
           <w:bCs/>
         </w:rPr>
-        <w:t>Чем лицензия на входные данные отличается от лицензии на веса модели и от прав на результат? Приведите пример ошибки, возникающей при их смешении.</w:t>
-      </w:r>
-    </w:p>
-    <w:p>
-      <w:pPr>
-        <w:pStyle w:val="a3"/>
-        <w:spacing w:before="120" w:line="276" w:lineRule="auto"/>
-        <w:ind w:right="138"/>
-      </w:pPr>
-      <w:r>
-        <w:t>Лицензия на входные данные регулирует права на исходные материалы (тексты, изображения, аудио), на которых обучается модель. Она отвечает на вопрос, что можно делать с этими исходными материалами. Лицензия на веса модели регулирует права на саму обученную нейросеть как на программный продукт. Она отвечает на вопрос, можно ли использовать модель коммерчески, модифицировать или распространять её. Права на результат относятся к сгенерированному контенту и зависят от юрисдикции, условий сервиса и иногда от лицензии исходных данных.</w:t>
-      </w:r>
-    </w:p>
-    <w:p>
-      <w:pPr>
-        <w:pStyle w:val="a3"/>
-        <w:spacing w:before="120" w:line="276" w:lineRule="auto"/>
-        <w:ind w:right="138"/>
-      </w:pPr>
-      <w:r>
-        <w:t>Пример ошибки при смешении этих сущностей: разработчик берёт для обучения модели открытый датасет под лицензией с условием NonCommercial, которая запрещает коммерческое использование. Он обучает модель и начинает продавать сгенерированные ею картинки, ошибочно полагая, что если данные были открытыми, то и результат свободен. Это нарушение лицензии входных данных, так как использование датасета с ограничением NonCommercial в коммерческих целях запрещено. Права на результат не отменяют ограничения, наложенные на входные данные.</w:t>
-      </w:r>
-    </w:p>
-    <w:p>
-      <w:pPr>
-        <w:pStyle w:val="a3"/>
-        <w:spacing w:before="120" w:line="276" w:lineRule="auto"/>
-        <w:ind w:right="138"/>
-      </w:pPr>
-    </w:p>
-    <w:p>
-      <w:pPr>
-        <w:pStyle w:val="a3"/>
-        <w:spacing w:before="120" w:line="276" w:lineRule="auto"/>
-        <w:ind w:right="138"/>
-        <w:rPr>
-          <w:b/>
-          <w:bCs/>
-        </w:rPr>
-      </w:pPr>
-      <w:r>
-        <w:rPr>
-          <w:b/>
-          <w:bCs/>
-        </w:rPr>
-        <w:t>2.</w:t>
-      </w:r>
-      <w:r>
-        <w:rPr>
-          <w:b/>
-          <w:bCs/>
-        </w:rPr>
-        <w:t xml:space="preserve"> </w:t>
-      </w:r>
-      <w:r>
-        <w:rPr>
-          <w:b/>
-          <w:bCs/>
-        </w:rPr>
-        <w:t>Что означают условия BY, SA, NC и ND? Какое из них создаёт конфликт со сценарием коммерческой афиши?</w:t>
+        <w:t>2. Что означают условия BY, SA, NC и ND? Какое из них создаёт конфликт со сценарием коммерческой афиши?</w:t>
       </w:r>
     </w:p>
     <w:p>
